--- a/hr-ai-interviewer/backend/src/templates/internship-experience-letter.docx
+++ b/hr-ai-interviewer/backend/src/templates/internship-experience-letter.docx
@@ -922,85 +922,6 @@
                 <w:sz w:val="12"/>
               </w:rPr>
             </w:pPr>
-            <w:r>
-              <w:rPr>
-                <w:rFonts w:ascii="Sylfaen" w:eastAsia="Arial" w:hAnsi="Sylfaen" w:cs="Arial"/>
-                <w:noProof/>
-                <w:color w:val="555555"/>
-                <w:sz w:val="21"/>
-              </w:rPr>
-              <w:drawing>
-                <wp:anchor distT="0" distB="0" distL="114300" distR="114300" simplePos="0" relativeHeight="251659264" behindDoc="0" locked="0" layoutInCell="1" allowOverlap="1" wp14:anchorId="56B4C9C7" wp14:editId="7C4628AE">
-                  <wp:simplePos x="0" y="0"/>
-                  <wp:positionH relativeFrom="column">
-                    <wp:posOffset>1520190</wp:posOffset>
-                  </wp:positionH>
-                  <wp:positionV relativeFrom="paragraph">
-                    <wp:posOffset>292735</wp:posOffset>
-                  </wp:positionV>
-                  <wp:extent cx="1122680" cy="574040"/>
-                  <wp:effectExtent l="0" t="0" r="0" b="0"/>
-                  <wp:wrapNone/>
-                  <wp:docPr id="1194750583" name="Picture 3">
-                    <a:hlinkClick xmlns:a="http://schemas.openxmlformats.org/drawingml/2006/main" r:id="rId8"/>
-                  </wp:docPr>
-                  <wp:cNvGraphicFramePr>
-                    <a:graphicFrameLocks xmlns:a="http://schemas.openxmlformats.org/drawingml/2006/main" noChangeAspect="1"/>
-                  </wp:cNvGraphicFramePr>
-                  <a:graphic xmlns:a="http://schemas.openxmlformats.org/drawingml/2006/main">
-                    <a:graphicData uri="http://schemas.openxmlformats.org/drawingml/2006/picture">
-                      <pic:pic xmlns:pic="http://schemas.openxmlformats.org/drawingml/2006/picture">
-                        <pic:nvPicPr>
-                          <pic:cNvPr id="1194750583" name="Picture 3">
-                            <a:hlinkClick r:id="rId8"/>
-                          </pic:cNvPr>
-                          <pic:cNvPicPr>
-                            <a:picLocks noChangeAspect="1" noChangeArrowheads="1"/>
-                          </pic:cNvPicPr>
-                        </pic:nvPicPr>
-                        <pic:blipFill rotWithShape="1">
-                          <a:blip r:embed="rId9" cstate="print">
-                            <a:extLst>
-                              <a:ext uri="{28A0092B-C50C-407E-A947-70E740481C1C}">
-                                <a14:useLocalDpi xmlns:a14="http://schemas.microsoft.com/office/drawing/2010/main" val="0"/>
-                              </a:ext>
-                            </a:extLst>
-                          </a:blip>
-                          <a:srcRect r="8944"/>
-                          <a:stretch>
-                            <a:fillRect/>
-                          </a:stretch>
-                        </pic:blipFill>
-                        <pic:spPr bwMode="auto">
-                          <a:xfrm>
-                            <a:off x="0" y="0"/>
-                            <a:ext cx="1122680" cy="574040"/>
-                          </a:xfrm>
-                          <a:prstGeom prst="rect">
-                            <a:avLst/>
-                          </a:prstGeom>
-                          <a:noFill/>
-                          <a:ln>
-                            <a:noFill/>
-                          </a:ln>
-                          <a:extLst>
-                            <a:ext uri="{53640926-AAD7-44D8-BBD7-CCE9431645EC}">
-                              <a14:shadowObscured xmlns:a14="http://schemas.microsoft.com/office/drawing/2010/main"/>
-                            </a:ext>
-                          </a:extLst>
-                        </pic:spPr>
-                      </pic:pic>
-                    </a:graphicData>
-                  </a:graphic>
-                  <wp14:sizeRelH relativeFrom="page">
-                    <wp14:pctWidth>0</wp14:pctWidth>
-                  </wp14:sizeRelH>
-                  <wp14:sizeRelV relativeFrom="page">
-                    <wp14:pctHeight>0</wp14:pctHeight>
-                  </wp14:sizeRelV>
-                </wp:anchor>
-              </w:drawing>
-            </w:r>
           </w:p>
         </w:tc>
       </w:tr>

--- a/hr-ai-interviewer/backend/src/templates/internship-experience-letter.docx
+++ b/hr-ai-interviewer/backend/src/templates/internship-experience-letter.docx
@@ -346,6 +346,7 @@
           <w:tcPr>
             <w:tcW w:w="6157" w:type="dxa"/>
             <w:shd w:val="clear" w:color="F4F7FB" w:fill="F4F7FB"/>
+            <w:noWrap/>
             <w:vAlign w:val="center"/>
           </w:tcPr>
           <w:p>
@@ -403,6 +404,7 @@
           <w:tcPr>
             <w:tcW w:w="6157" w:type="dxa"/>
             <w:shd w:val="clear" w:color="FFFFFF" w:fill="FFFFFF"/>
+            <w:noWrap/>
             <w:vAlign w:val="center"/>
           </w:tcPr>
           <w:p>
@@ -460,6 +462,7 @@
           <w:tcPr>
             <w:tcW w:w="6157" w:type="dxa"/>
             <w:shd w:val="clear" w:color="F4F7FB" w:fill="F4F7FB"/>
+            <w:noWrap/>
             <w:vAlign w:val="center"/>
           </w:tcPr>
           <w:p>
@@ -517,6 +520,7 @@
           <w:tcPr>
             <w:tcW w:w="6157" w:type="dxa"/>
             <w:shd w:val="clear" w:color="FFFFFF" w:fill="FFFFFF"/>
+            <w:noWrap/>
             <w:vAlign w:val="center"/>
           </w:tcPr>
           <w:p>
@@ -631,6 +635,7 @@
           <w:tcPr>
             <w:tcW w:w="6157" w:type="dxa"/>
             <w:shd w:val="clear" w:color="FFFFFF" w:fill="FFFFFF"/>
+            <w:noWrap/>
             <w:vAlign w:val="center"/>
           </w:tcPr>
           <w:p>

--- a/hr-ai-interviewer/backend/src/templates/internship-experience-letter.docx
+++ b/hr-ai-interviewer/backend/src/templates/internship-experience-letter.docx
@@ -207,7 +207,6 @@
     <w:p>
       <w:pPr>
         <w:spacing w:before="240" w:after="240"/>
-        <w:jc w:val="both"/>
         <w:rPr>
           <w:rFonts w:ascii="Sylfaen" w:eastAsia="Arial" w:hAnsi="Sylfaen" w:cs="Arial"/>
           <w:color w:val="2C2C2C"/>
@@ -663,7 +662,6 @@
     <w:p>
       <w:pPr>
         <w:spacing w:line="140" w:lineRule="auto"/>
-        <w:jc w:val="both"/>
         <w:rPr>
           <w:rFonts w:ascii="Sylfaen" w:eastAsia="Arial" w:hAnsi="Sylfaen" w:cs="Arial"/>
           <w:color w:val="2C2C2C"/>
@@ -675,7 +673,6 @@
     <w:p>
       <w:pPr>
         <w:spacing w:before="280" w:after="200"/>
-        <w:jc w:val="both"/>
         <w:rPr>
           <w:rFonts w:ascii="Sylfaen" w:hAnsi="Sylfaen" w:cs="Arial"/>
           <w:color w:val="2C2C2C"/>
@@ -702,7 +699,6 @@
     <w:p>
       <w:pPr>
         <w:spacing w:after="160"/>
-        <w:jc w:val="both"/>
         <w:rPr>
           <w:rFonts w:ascii="Sylfaen" w:eastAsia="Arial" w:hAnsi="Sylfaen" w:cs="Arial"/>
           <w:color w:val="2C2C2C"/>
@@ -721,7 +717,6 @@
     <w:p>
       <w:pPr>
         <w:spacing w:after="200"/>
-        <w:jc w:val="both"/>
         <w:rPr>
           <w:rFonts w:ascii="Sylfaen" w:eastAsia="Arial" w:hAnsi="Sylfaen" w:cs="Arial"/>
           <w:color w:val="2C2C2C"/>
@@ -766,7 +761,6 @@
           </w:tcPr>
           <w:p>
             <w:pPr>
-              <w:jc w:val="both"/>
               <w:rPr>
                 <w:rFonts w:ascii="Sylfaen" w:hAnsi="Sylfaen"/>
                 <w:sz w:val="21"/>

--- a/hr-ai-interviewer/backend/src/templates/internship-experience-letter.docx
+++ b/hr-ai-interviewer/backend/src/templates/internship-experience-letter.docx
@@ -781,17 +781,6 @@
         </w:tc>
       </w:tr>
     </w:tbl>
-    <w:p>
-      <w:pPr>
-        <w:spacing w:after="280" w:line="276" w:lineRule="auto"/>
-        <w:rPr>
-          <w:rFonts w:ascii="Sylfaen" w:eastAsia="Arial" w:hAnsi="Sylfaen" w:cs="Arial"/>
-          <w:color w:val="2C2C2C"/>
-          <w:sz w:val="21"/>
-          <w:szCs w:val="21"/>
-        </w:rPr>
-      </w:pPr>
-    </w:p>
     <w:p>
       <w:pPr>
         <w:spacing w:after="280" w:line="276" w:lineRule="auto"/>
